--- a/mx301-a-powerful-filtering-gateway/download/mx301-a-powerful-filtering-gateway.docx
+++ b/mx301-a-powerful-filtering-gateway/download/mx301-a-powerful-filtering-gateway.docx
@@ -132,7 +132,262 @@
     </w:p>
     <w:p>
       <w:pPr>
-        <w:pStyle w:val="FirstParagraph"/>
+        <w:pStyle w:val="TableCaption"/>
+      </w:pPr>
+      <w:r>
+        <w:t xml:space="preserve">enter-table-caption</w:t>
+      </w:r>
+    </w:p>
+    <w:tbl>
+      <w:tblPr>
+        <w:tblStyle w:val="Table"/>
+        <w:tblW w:type="auto" w:w="0"/>
+        <w:tblLook w:firstRow="1" w:lastRow="0" w:firstColumn="0" w:lastColumn="0" w:noHBand="0" w:noVBand="0" w:val="0020"/>
+        <w:tblCaption w:val="enter-table-caption"/>
+      </w:tblPr>
+      <w:tblGrid>
+        <w:gridCol w:w="1980"/>
+        <w:gridCol w:w="1980"/>
+        <w:gridCol w:w="1980"/>
+        <w:gridCol w:w="1980"/>
+      </w:tblGrid>
+      <w:tr>
+        <w:trPr>
+          <w:tblHeader w:val="on"/>
+        </w:trPr>
+        <w:tc>
+          <w:tcPr/>
+          <w:p>
+            <w:pPr>
+              <w:pStyle w:val="Compact"/>
+            </w:pPr>
+            <w:r>
+              <w:t xml:space="preserve">Header_1</w:t>
+            </w:r>
+          </w:p>
+        </w:tc>
+        <w:tc>
+          <w:tcPr/>
+          <w:p>
+            <w:pPr>
+              <w:pStyle w:val="Compact"/>
+            </w:pPr>
+            <w:r>
+              <w:t xml:space="preserve">Header_2</w:t>
+            </w:r>
+          </w:p>
+        </w:tc>
+        <w:tc>
+          <w:tcPr/>
+          <w:p>
+            <w:pPr>
+              <w:pStyle w:val="Compact"/>
+            </w:pPr>
+            <w:r>
+              <w:t xml:space="preserve">Header_3</w:t>
+            </w:r>
+          </w:p>
+        </w:tc>
+        <w:tc>
+          <w:tcPr/>
+          <w:p>
+            <w:pPr>
+              <w:pStyle w:val="Compact"/>
+            </w:pPr>
+            <w:r>
+              <w:t xml:space="preserve">Header_4</w:t>
+            </w:r>
+          </w:p>
+        </w:tc>
+      </w:tr>
+      <w:tr>
+        <w:tc>
+          <w:tcPr/>
+          <w:p>
+            <w:pPr>
+              <w:pStyle w:val="Compact"/>
+            </w:pPr>
+            <w:r>
+              <w:t xml:space="preserve">Cell_1</w:t>
+            </w:r>
+          </w:p>
+        </w:tc>
+        <w:tc>
+          <w:tcPr/>
+          <w:p>
+            <w:pPr>
+              <w:pStyle w:val="Compact"/>
+            </w:pPr>
+            <w:r>
+              <w:t xml:space="preserve">Cell_2</w:t>
+            </w:r>
+          </w:p>
+        </w:tc>
+        <w:tc>
+          <w:tcPr/>
+          <w:p>
+            <w:pPr>
+              <w:pStyle w:val="Compact"/>
+            </w:pPr>
+            <w:r>
+              <w:t xml:space="preserve">Cell_3</w:t>
+            </w:r>
+          </w:p>
+        </w:tc>
+        <w:tc>
+          <w:tcPr/>
+          <w:p>
+            <w:pPr>
+              <w:pStyle w:val="Compact"/>
+            </w:pPr>
+            <w:r>
+              <w:t xml:space="preserve">Cell_4</w:t>
+            </w:r>
+          </w:p>
+        </w:tc>
+      </w:tr>
+      <w:tr>
+        <w:tc>
+          <w:tcPr/>
+          <w:p>
+            <w:pPr>
+              <w:pStyle w:val="Compact"/>
+            </w:pPr>
+            <w:r>
+              <w:t xml:space="preserve">Cell_5</w:t>
+            </w:r>
+          </w:p>
+        </w:tc>
+        <w:tc>
+          <w:tcPr/>
+          <w:p>
+            <w:pPr>
+              <w:pStyle w:val="Compact"/>
+            </w:pPr>
+            <w:r>
+              <w:t xml:space="preserve">Cell_6</w:t>
+            </w:r>
+          </w:p>
+        </w:tc>
+        <w:tc>
+          <w:tcPr/>
+          <w:p>
+            <w:pPr>
+              <w:pStyle w:val="Compact"/>
+            </w:pPr>
+            <w:r>
+              <w:t xml:space="preserve">Cell_7</w:t>
+            </w:r>
+          </w:p>
+        </w:tc>
+        <w:tc>
+          <w:tcPr/>
+          <w:p>
+            <w:pPr>
+              <w:pStyle w:val="Compact"/>
+            </w:pPr>
+            <w:r>
+              <w:t xml:space="preserve">Cell_8</w:t>
+            </w:r>
+          </w:p>
+        </w:tc>
+      </w:tr>
+      <w:tr>
+        <w:tc>
+          <w:tcPr/>
+          <w:p>
+            <w:pPr>
+              <w:pStyle w:val="Compact"/>
+            </w:pPr>
+            <w:r>
+              <w:t xml:space="preserve">Cell_9</w:t>
+            </w:r>
+          </w:p>
+        </w:tc>
+        <w:tc>
+          <w:tcPr/>
+          <w:p>
+            <w:pPr>
+              <w:pStyle w:val="Compact"/>
+            </w:pPr>
+            <w:r>
+              <w:t xml:space="preserve">Cell_10</w:t>
+            </w:r>
+          </w:p>
+        </w:tc>
+        <w:tc>
+          <w:tcPr/>
+          <w:p>
+            <w:pPr>
+              <w:pStyle w:val="Compact"/>
+            </w:pPr>
+            <w:r>
+              <w:t xml:space="preserve">Cell_11</w:t>
+            </w:r>
+          </w:p>
+        </w:tc>
+        <w:tc>
+          <w:tcPr/>
+          <w:p>
+            <w:pPr>
+              <w:pStyle w:val="Compact"/>
+            </w:pPr>
+            <w:r>
+              <w:t xml:space="preserve">Cell_12</w:t>
+            </w:r>
+          </w:p>
+        </w:tc>
+      </w:tr>
+      <w:tr>
+        <w:tc>
+          <w:tcPr/>
+          <w:p>
+            <w:pPr>
+              <w:pStyle w:val="Compact"/>
+            </w:pPr>
+            <w:r>
+              <w:t xml:space="preserve">Cell_13</w:t>
+            </w:r>
+          </w:p>
+        </w:tc>
+        <w:tc>
+          <w:tcPr/>
+          <w:p>
+            <w:pPr>
+              <w:pStyle w:val="Compact"/>
+            </w:pPr>
+            <w:r>
+              <w:t xml:space="preserve">Cell_14</w:t>
+            </w:r>
+          </w:p>
+        </w:tc>
+        <w:tc>
+          <w:tcPr/>
+          <w:p>
+            <w:pPr>
+              <w:pStyle w:val="Compact"/>
+            </w:pPr>
+            <w:r>
+              <w:t xml:space="preserve">Cell_15</w:t>
+            </w:r>
+          </w:p>
+        </w:tc>
+        <w:tc>
+          <w:tcPr/>
+          <w:p>
+            <w:pPr>
+              <w:pStyle w:val="Compact"/>
+            </w:pPr>
+            <w:r>
+              <w:t xml:space="preserve">Cell_16</w:t>
+            </w:r>
+          </w:p>
+        </w:tc>
+      </w:tr>
+    </w:tbl>
+    <w:p>
+      <w:pPr>
+        <w:pStyle w:val="BodyText"/>
       </w:pPr>
       <w:r>
         <w:rPr>

--- a/mx301-a-powerful-filtering-gateway/download/mx301-a-powerful-filtering-gateway.docx
+++ b/mx301-a-powerful-filtering-gateway/download/mx301-a-powerful-filtering-gateway.docx
@@ -132,262 +132,7 @@
     </w:p>
     <w:p>
       <w:pPr>
-        <w:pStyle w:val="TableCaption"/>
-      </w:pPr>
-      <w:r>
-        <w:t xml:space="preserve">enter-table-caption</w:t>
-      </w:r>
-    </w:p>
-    <w:tbl>
-      <w:tblPr>
-        <w:tblStyle w:val="Table"/>
-        <w:tblW w:type="auto" w:w="0"/>
-        <w:tblLook w:firstRow="1" w:lastRow="0" w:firstColumn="0" w:lastColumn="0" w:noHBand="0" w:noVBand="0" w:val="0020"/>
-        <w:tblCaption w:val="enter-table-caption"/>
-      </w:tblPr>
-      <w:tblGrid>
-        <w:gridCol w:w="1980"/>
-        <w:gridCol w:w="1980"/>
-        <w:gridCol w:w="1980"/>
-        <w:gridCol w:w="1980"/>
-      </w:tblGrid>
-      <w:tr>
-        <w:trPr>
-          <w:tblHeader w:val="on"/>
-        </w:trPr>
-        <w:tc>
-          <w:tcPr/>
-          <w:p>
-            <w:pPr>
-              <w:pStyle w:val="Compact"/>
-            </w:pPr>
-            <w:r>
-              <w:t xml:space="preserve">Header_1</w:t>
-            </w:r>
-          </w:p>
-        </w:tc>
-        <w:tc>
-          <w:tcPr/>
-          <w:p>
-            <w:pPr>
-              <w:pStyle w:val="Compact"/>
-            </w:pPr>
-            <w:r>
-              <w:t xml:space="preserve">Header_2</w:t>
-            </w:r>
-          </w:p>
-        </w:tc>
-        <w:tc>
-          <w:tcPr/>
-          <w:p>
-            <w:pPr>
-              <w:pStyle w:val="Compact"/>
-            </w:pPr>
-            <w:r>
-              <w:t xml:space="preserve">Header_3</w:t>
-            </w:r>
-          </w:p>
-        </w:tc>
-        <w:tc>
-          <w:tcPr/>
-          <w:p>
-            <w:pPr>
-              <w:pStyle w:val="Compact"/>
-            </w:pPr>
-            <w:r>
-              <w:t xml:space="preserve">Header_4</w:t>
-            </w:r>
-          </w:p>
-        </w:tc>
-      </w:tr>
-      <w:tr>
-        <w:tc>
-          <w:tcPr/>
-          <w:p>
-            <w:pPr>
-              <w:pStyle w:val="Compact"/>
-            </w:pPr>
-            <w:r>
-              <w:t xml:space="preserve">Cell_1</w:t>
-            </w:r>
-          </w:p>
-        </w:tc>
-        <w:tc>
-          <w:tcPr/>
-          <w:p>
-            <w:pPr>
-              <w:pStyle w:val="Compact"/>
-            </w:pPr>
-            <w:r>
-              <w:t xml:space="preserve">Cell_2</w:t>
-            </w:r>
-          </w:p>
-        </w:tc>
-        <w:tc>
-          <w:tcPr/>
-          <w:p>
-            <w:pPr>
-              <w:pStyle w:val="Compact"/>
-            </w:pPr>
-            <w:r>
-              <w:t xml:space="preserve">Cell_3</w:t>
-            </w:r>
-          </w:p>
-        </w:tc>
-        <w:tc>
-          <w:tcPr/>
-          <w:p>
-            <w:pPr>
-              <w:pStyle w:val="Compact"/>
-            </w:pPr>
-            <w:r>
-              <w:t xml:space="preserve">Cell_4</w:t>
-            </w:r>
-          </w:p>
-        </w:tc>
-      </w:tr>
-      <w:tr>
-        <w:tc>
-          <w:tcPr/>
-          <w:p>
-            <w:pPr>
-              <w:pStyle w:val="Compact"/>
-            </w:pPr>
-            <w:r>
-              <w:t xml:space="preserve">Cell_5</w:t>
-            </w:r>
-          </w:p>
-        </w:tc>
-        <w:tc>
-          <w:tcPr/>
-          <w:p>
-            <w:pPr>
-              <w:pStyle w:val="Compact"/>
-            </w:pPr>
-            <w:r>
-              <w:t xml:space="preserve">Cell_6</w:t>
-            </w:r>
-          </w:p>
-        </w:tc>
-        <w:tc>
-          <w:tcPr/>
-          <w:p>
-            <w:pPr>
-              <w:pStyle w:val="Compact"/>
-            </w:pPr>
-            <w:r>
-              <w:t xml:space="preserve">Cell_7</w:t>
-            </w:r>
-          </w:p>
-        </w:tc>
-        <w:tc>
-          <w:tcPr/>
-          <w:p>
-            <w:pPr>
-              <w:pStyle w:val="Compact"/>
-            </w:pPr>
-            <w:r>
-              <w:t xml:space="preserve">Cell_8</w:t>
-            </w:r>
-          </w:p>
-        </w:tc>
-      </w:tr>
-      <w:tr>
-        <w:tc>
-          <w:tcPr/>
-          <w:p>
-            <w:pPr>
-              <w:pStyle w:val="Compact"/>
-            </w:pPr>
-            <w:r>
-              <w:t xml:space="preserve">Cell_9</w:t>
-            </w:r>
-          </w:p>
-        </w:tc>
-        <w:tc>
-          <w:tcPr/>
-          <w:p>
-            <w:pPr>
-              <w:pStyle w:val="Compact"/>
-            </w:pPr>
-            <w:r>
-              <w:t xml:space="preserve">Cell_10</w:t>
-            </w:r>
-          </w:p>
-        </w:tc>
-        <w:tc>
-          <w:tcPr/>
-          <w:p>
-            <w:pPr>
-              <w:pStyle w:val="Compact"/>
-            </w:pPr>
-            <w:r>
-              <w:t xml:space="preserve">Cell_11</w:t>
-            </w:r>
-          </w:p>
-        </w:tc>
-        <w:tc>
-          <w:tcPr/>
-          <w:p>
-            <w:pPr>
-              <w:pStyle w:val="Compact"/>
-            </w:pPr>
-            <w:r>
-              <w:t xml:space="preserve">Cell_12</w:t>
-            </w:r>
-          </w:p>
-        </w:tc>
-      </w:tr>
-      <w:tr>
-        <w:tc>
-          <w:tcPr/>
-          <w:p>
-            <w:pPr>
-              <w:pStyle w:val="Compact"/>
-            </w:pPr>
-            <w:r>
-              <w:t xml:space="preserve">Cell_13</w:t>
-            </w:r>
-          </w:p>
-        </w:tc>
-        <w:tc>
-          <w:tcPr/>
-          <w:p>
-            <w:pPr>
-              <w:pStyle w:val="Compact"/>
-            </w:pPr>
-            <w:r>
-              <w:t xml:space="preserve">Cell_14</w:t>
-            </w:r>
-          </w:p>
-        </w:tc>
-        <w:tc>
-          <w:tcPr/>
-          <w:p>
-            <w:pPr>
-              <w:pStyle w:val="Compact"/>
-            </w:pPr>
-            <w:r>
-              <w:t xml:space="preserve">Cell_15</w:t>
-            </w:r>
-          </w:p>
-        </w:tc>
-        <w:tc>
-          <w:tcPr/>
-          <w:p>
-            <w:pPr>
-              <w:pStyle w:val="Compact"/>
-            </w:pPr>
-            <w:r>
-              <w:t xml:space="preserve">Cell_16</w:t>
-            </w:r>
-          </w:p>
-        </w:tc>
-      </w:tr>
-    </w:tbl>
-    <w:p>
-      <w:pPr>
-        <w:pStyle w:val="BodyText"/>
+        <w:pStyle w:val="FirstParagraph"/>
       </w:pPr>
       <w:r>
         <w:rPr>
@@ -697,7 +442,7 @@
         <w:pStyle w:val="BodyText"/>
       </w:pPr>
       <w:r>
-        <w:t xml:space="preserve">Let’s first review the current state and scaling figures on our MX301. We can start with the routing table summary ,Äì as shown, there are approximately 9K IS-IS routes, both the IPv4 and IPv6 BGP</w:t>
+        <w:t xml:space="preserve">Let’s first review the current state and scaling figures on our MX301. We can start with the routing table summary ,- as shown, there are approximately 9K IS-IS routes, both the IPv4 and IPv6 BGP</w:t>
       </w:r>
       <w:r>
         <w:t xml:space="preserve"> </w:t>
@@ -1162,7 +907,7 @@
         <w:t xml:space="preserve"> </w:t>
       </w:r>
       <w:r>
-        <w:t xml:space="preserve">,Äì not twice the full views. Thanks to the Trio’s NextHop hierarchy, this</w:t>
+        <w:t xml:space="preserve">,- not twice the full views. Thanks to the Trio’s NextHop hierarchy, this</w:t>
       </w:r>
       <w:r>
         <w:t xml:space="preserve"> </w:t>
@@ -1391,7 +1136,7 @@
         <w:pStyle w:val="FirstParagraph"/>
       </w:pPr>
       <w:r>
-        <w:t xml:space="preserve">As mentioned, we also rely on IPFIX for exporting flow statistics to an external appliance. IPFIX is configured as follows ,Äì we only show the IPv4 config, but the config would be the same for IPv6 and MPLS family.</w:t>
+        <w:t xml:space="preserve">As mentioned, we also rely on IPFIX for exporting flow statistics to an external appliance. IPFIX is configured as follows ,- we only show the IPv4 config, but the config would be the same for IPv6 and MPLS family.</w:t>
       </w:r>
     </w:p>
     <w:p>
@@ -2103,7 +1848,7 @@
         </w:numPr>
       </w:pPr>
       <w:r>
-        <w:t xml:space="preserve">Unicast RPF (uRPF): for every packet entering the MX301 from an untrust interface, we will check the source IP address against the RIB (source lookup). uRPF provides only a basic, first-level source validation, which, by itself, is no longer sufficient from a security standpoint. But since Trio can easily support source lookup along with destination, without any performance degradation, why not add this feature to secure our infrastructure a bit more? We have the following three choices ,Äì in our example, we will select the third one, which offers a good compromise.</w:t>
+        <w:t xml:space="preserve">Unicast RPF (uRPF): for every packet entering the MX301 from an untrust interface, we will check the source IP address against the RIB (source lookup). uRPF provides only a basic, first-level source validation, which, by itself, is no longer sufficient from a security standpoint. But since Trio can easily support source lookup along with destination, without any performance degradation, why not add this feature to secure our infrastructure a bit more? We have the following three choices ,- in our example, we will select the third one, which offers a good compromise.</w:t>
       </w:r>
     </w:p>
     <w:p>
@@ -2118,7 +1863,7 @@
         <w:t xml:space="preserve">uRPF Strict Mode</w:t>
       </w:r>
       <w:r>
-        <w:t xml:space="preserve">: BCP38 at the customer,ÄìSP edge. Each incoming packet is validated against the FIB. If the ingress interface does not match the best reverse path, the packet is dropped.</w:t>
+        <w:t xml:space="preserve">: BCP38 at the customer,-SP edge. Each incoming packet is validated against the FIB. If the ingress interface does not match the best reverse path, the packet is dropped.</w:t>
       </w:r>
     </w:p>
     <w:p>
@@ -2300,7 +2045,7 @@
         <w:pStyle w:val="FirstParagraph"/>
       </w:pPr>
       <w:r>
-        <w:t xml:space="preserve">As mentioned earlier, we have nothing fancy configured by default on these interfaces ,Äì just IPFIX to provide flow statistics to an external scrubbing center.</w:t>
+        <w:t xml:space="preserve">As mentioned earlier, we have nothing fancy configured by default on these interfaces ,- just IPFIX to provide flow statistics to an external scrubbing center.</w:t>
       </w:r>
     </w:p>
     <w:p>
@@ -3154,7 +2899,7 @@
         <w:pStyle w:val="BodyText"/>
       </w:pPr>
       <w:r>
-        <w:t xml:space="preserve">And our tester also monitors transmitted and received traffic ,Äì as seen below, everything is forwarded well:</w:t>
+        <w:t xml:space="preserve">And our tester also monitors transmitted and received traffic ,- as seen below, everything is forwarded well:</w:t>
       </w:r>
     </w:p>
     <w:p>
@@ -3714,7 +3459,7 @@
               <w:jc w:val="left"/>
             </w:pPr>
             <w:r>
-              <w:t xml:space="preserve">Random Size 128-256 Bytes ,Äì TCP random IP Source, Random Source Ports, 4 Destination Ports: 1024, 1025, 1026, 5000</w:t>
+              <w:t xml:space="preserve">Random Size 128-256 Bytes ,- TCP random IP Source, Random Source Ports, 4 Destination Ports: 1024, 1025, 1026, 5000</w:t>
             </w:r>
           </w:p>
         </w:tc>
@@ -7207,7 +6952,7 @@
         <w:pStyle w:val="FirstParagraph"/>
       </w:pPr>
       <w:r>
-        <w:t xml:space="preserve">For each policer associated with each term, it is up to each customer to select the best values based on their infrastructure, traffic levels, traffic forecast, etc. In our example, each policer is configured that way ,Äì 500 Mbps max.</w:t>
+        <w:t xml:space="preserve">For each policer associated with each term, it is up to each customer to select the best values based on their infrastructure, traffic levels, traffic forecast, etc. In our example, each policer is configured that way ,- 500 Mbps max.</w:t>
       </w:r>
     </w:p>
     <w:p>
@@ -8048,7 +7793,7 @@
         <w:t xml:space="preserve">TCP Flood</w:t>
       </w:r>
       <w:r>
-        <w:t xml:space="preserve">: 192.168.1.1/32 - Source IP: Random ,Äì Destination Ports: 1024, 1025, 1026, 5000 ,Äì Source Ports: Random</w:t>
+        <w:t xml:space="preserve">: 192.168.1.1/32 - Source IP: Random ,- Destination Ports: 1024, 1025, 1026, 5000 ,- Source Ports: Random</w:t>
       </w:r>
     </w:p>
     <w:p>
@@ -8067,7 +7812,7 @@
         <w:t xml:space="preserve">UDP DNS</w:t>
       </w:r>
       <w:r>
-        <w:t xml:space="preserve">: Destination IP 192.168.1.1/32 - Source IP: Random - Destination Ports: Random ,Äì Source Ports: 53</w:t>
+        <w:t xml:space="preserve">: Destination IP 192.168.1.1/32 - Source IP: Random - Destination Ports: Random ,- Source Ports: 53</w:t>
       </w:r>
     </w:p>
     <w:p>
@@ -8474,7 +8219,7 @@
         <w:t xml:space="preserve"> </w:t>
       </w:r>
       <w:r>
-        <w:t xml:space="preserve">sensor, we can check the power consumption of the MX301 device while under attack, with all the discussed features enabled and at the current scaling + 50% of traffic ,Äì as seen below, that’s pretty low, less than 250W (or ~0.35W/Gbps as shown on the graph)</w:t>
+        <w:t xml:space="preserve">sensor, we can check the power consumption of the MX301 device while under attack, with all the discussed features enabled and at the current scaling + 50% of traffic ,- as seen below, that’s pretty low, less than 250W (or ~0.35W/Gbps as shown on the graph)</w:t>
       </w:r>
     </w:p>
     <w:p>

--- a/mx301-a-powerful-filtering-gateway/download/mx301-a-powerful-filtering-gateway.docx
+++ b/mx301-a-powerful-filtering-gateway/download/mx301-a-powerful-filtering-gateway.docx
@@ -442,7 +442,7 @@
         <w:pStyle w:val="BodyText"/>
       </w:pPr>
       <w:r>
-        <w:t xml:space="preserve">Let’s first review the current state and scaling figures on our MX301. We can start with the routing table summary ,- as shown, there are approximately 9K IS-IS routes, both the IPv4 and IPv6 BGP</w:t>
+        <w:t xml:space="preserve">Let’s first review the current state and scaling figures on our MX301. We can start with the routing table summary - as shown, there are approximately 9K IS-IS routes, both the IPv4 and IPv6 BGP</w:t>
       </w:r>
       <w:r>
         <w:t xml:space="preserve"> </w:t>
@@ -907,7 +907,7 @@
         <w:t xml:space="preserve"> </w:t>
       </w:r>
       <w:r>
-        <w:t xml:space="preserve">,- not twice the full views. Thanks to the Trio’s NextHop hierarchy, this</w:t>
+        <w:t xml:space="preserve">- not twice the full views. Thanks to the Trio’s NextHop hierarchy, this</w:t>
       </w:r>
       <w:r>
         <w:t xml:space="preserve"> </w:t>
@@ -1136,7 +1136,7 @@
         <w:pStyle w:val="FirstParagraph"/>
       </w:pPr>
       <w:r>
-        <w:t xml:space="preserve">As mentioned, we also rely on IPFIX for exporting flow statistics to an external appliance. IPFIX is configured as follows ,- we only show the IPv4 config, but the config would be the same for IPv6 and MPLS family.</w:t>
+        <w:t xml:space="preserve">As mentioned, we also rely on IPFIX for exporting flow statistics to an external appliance. IPFIX is configured as follows - we only show the IPv4 config, but the config would be the same for IPv6 and MPLS family.</w:t>
       </w:r>
     </w:p>
     <w:p>
@@ -1848,7 +1848,7 @@
         </w:numPr>
       </w:pPr>
       <w:r>
-        <w:t xml:space="preserve">Unicast RPF (uRPF): for every packet entering the MX301 from an untrust interface, we will check the source IP address against the RIB (source lookup). uRPF provides only a basic, first-level source validation, which, by itself, is no longer sufficient from a security standpoint. But since Trio can easily support source lookup along with destination, without any performance degradation, why not add this feature to secure our infrastructure a bit more? We have the following three choices ,- in our example, we will select the third one, which offers a good compromise.</w:t>
+        <w:t xml:space="preserve">Unicast RPF (uRPF): for every packet entering the MX301 from an untrust interface, we will check the source IP address against the RIB (source lookup). uRPF provides only a basic, first-level source validation, which, by itself, is no longer sufficient from a security standpoint. But since Trio can easily support source lookup along with destination, without any performance degradation, why not add this feature to secure our infrastructure a bit more? We have the following three choices - in our example, we will select the third one, which offers a good compromise.</w:t>
       </w:r>
     </w:p>
     <w:p>
@@ -1863,7 +1863,7 @@
         <w:t xml:space="preserve">uRPF Strict Mode</w:t>
       </w:r>
       <w:r>
-        <w:t xml:space="preserve">: BCP38 at the customer,-SP edge. Each incoming packet is validated against the FIB. If the ingress interface does not match the best reverse path, the packet is dropped.</w:t>
+        <w:t xml:space="preserve">: BCP38 at the customer-SP edge. Each incoming packet is validated against the FIB. If the ingress interface does not match the best reverse path, the packet is dropped.</w:t>
       </w:r>
     </w:p>
     <w:p>
@@ -2045,7 +2045,7 @@
         <w:pStyle w:val="FirstParagraph"/>
       </w:pPr>
       <w:r>
-        <w:t xml:space="preserve">As mentioned earlier, we have nothing fancy configured by default on these interfaces ,- just IPFIX to provide flow statistics to an external scrubbing center.</w:t>
+        <w:t xml:space="preserve">As mentioned earlier, we have nothing fancy configured by default on these interfaces - just IPFIX to provide flow statistics to an external scrubbing center.</w:t>
       </w:r>
     </w:p>
     <w:p>
@@ -2899,7 +2899,7 @@
         <w:pStyle w:val="BodyText"/>
       </w:pPr>
       <w:r>
-        <w:t xml:space="preserve">And our tester also monitors transmitted and received traffic ,- as seen below, everything is forwarded well:</w:t>
+        <w:t xml:space="preserve">And our tester also monitors transmitted and received traffic - as seen below, everything is forwarded well:</w:t>
       </w:r>
     </w:p>
     <w:p>
@@ -3459,7 +3459,7 @@
               <w:jc w:val="left"/>
             </w:pPr>
             <w:r>
-              <w:t xml:space="preserve">Random Size 128-256 Bytes ,- TCP random IP Source, Random Source Ports, 4 Destination Ports: 1024, 1025, 1026, 5000</w:t>
+              <w:t xml:space="preserve">Random Size 128-256 Bytes - TCP random IP Source, Random Source Ports, 4 Destination Ports: 1024, 1025, 1026, 5000</w:t>
             </w:r>
           </w:p>
         </w:tc>
@@ -6952,7 +6952,7 @@
         <w:pStyle w:val="FirstParagraph"/>
       </w:pPr>
       <w:r>
-        <w:t xml:space="preserve">For each policer associated with each term, it is up to each customer to select the best values based on their infrastructure, traffic levels, traffic forecast, etc. In our example, each policer is configured that way ,- 500 Mbps max.</w:t>
+        <w:t xml:space="preserve">For each policer associated with each term, it is up to each customer to select the best values based on their infrastructure, traffic levels, traffic forecast, etc. In our example, each policer is configured that way - 500 Mbps max.</w:t>
       </w:r>
     </w:p>
     <w:p>
@@ -7793,7 +7793,7 @@
         <w:t xml:space="preserve">TCP Flood</w:t>
       </w:r>
       <w:r>
-        <w:t xml:space="preserve">: 192.168.1.1/32 - Source IP: Random ,- Destination Ports: 1024, 1025, 1026, 5000 ,- Source Ports: Random</w:t>
+        <w:t xml:space="preserve">: 192.168.1.1/32 - Source IP: Random - Destination Ports: 1024, 1025, 1026, 5000 - Source Ports: Random</w:t>
       </w:r>
     </w:p>
     <w:p>
@@ -7812,7 +7812,7 @@
         <w:t xml:space="preserve">UDP DNS</w:t>
       </w:r>
       <w:r>
-        <w:t xml:space="preserve">: Destination IP 192.168.1.1/32 - Source IP: Random - Destination Ports: Random ,- Source Ports: 53</w:t>
+        <w:t xml:space="preserve">: Destination IP 192.168.1.1/32 - Source IP: Random - Destination Ports: Random - Source Ports: 53</w:t>
       </w:r>
     </w:p>
     <w:p>
@@ -8219,7 +8219,7 @@
         <w:t xml:space="preserve"> </w:t>
       </w:r>
       <w:r>
-        <w:t xml:space="preserve">sensor, we can check the power consumption of the MX301 device while under attack, with all the discussed features enabled and at the current scaling + 50% of traffic ,- as seen below, that’s pretty low, less than 250W (or ~0.35W/Gbps as shown on the graph)</w:t>
+        <w:t xml:space="preserve">sensor, we can check the power consumption of the MX301 device while under attack, with all the discussed features enabled and at the current scaling + 50% of traffic - as seen below, that’s pretty low, less than 250W (or ~0.35W/Gbps as shown on the graph)</w:t>
       </w:r>
     </w:p>
     <w:p>
